--- a/docs/Labs/Lab03-TextClassification/CS212_CodeReviewForm-Lab03.docx
+++ b/docs/Labs/Lab03-TextClassification/CS212_CodeReviewForm-Lab03.docx
@@ -1147,7 +1147,7 @@
       <w:t>ritten by Brian Bird, for C</w:t>
     </w:r>
     <w:r>
-      <w:t>S210</w:t>
+      <w:t>S212</w:t>
     </w:r>
     <w:r>
       <w:t xml:space="preserve">, Lane Community College, </w:t>

--- a/docs/Labs/Lab03-TextClassification/CS212_CodeReviewForm-Lab03.docx
+++ b/docs/Labs/Lab03-TextClassification/CS212_CodeReviewForm-Lab03.docx
@@ -10,14 +10,14 @@
         <w:tblLook w:val="0000" w:firstRow="0" w:lastRow="0" w:firstColumn="0" w:lastColumn="0" w:noHBand="0" w:noVBand="0"/>
       </w:tblPr>
       <w:tblGrid>
-        <w:gridCol w:w="6220"/>
-        <w:gridCol w:w="1693"/>
-        <w:gridCol w:w="1693"/>
+        <w:gridCol w:w="6040"/>
+        <w:gridCol w:w="1783"/>
+        <w:gridCol w:w="1783"/>
       </w:tblGrid>
       <w:tr>
         <w:tc>
           <w:tcPr>
-            <w:tcW w:w="6220" w:type="dxa"/>
+            <w:tcW w:w="6040" w:type="dxa"/>
             <w:tcBorders>
               <w:top w:val="single" w:sz="4" w:space="0" w:color="000000"/>
               <w:left w:val="single" w:sz="4" w:space="0" w:color="000000"/>
@@ -32,16 +32,13 @@
               <w:spacing w:after="0" w:line="240" w:lineRule="auto"/>
             </w:pPr>
             <w:r>
-              <w:t>D</w:t>
+              <w:t>Date</w:t>
             </w:r>
-            <w:r>
-              <w:t>ate</w:t>
-            </w:r>
-          </w:p>
-        </w:tc>
-        <w:tc>
-          <w:tcPr>
-            <w:tcW w:w="3386" w:type="dxa"/>
+          </w:p>
+        </w:tc>
+        <w:tc>
+          <w:tcPr>
+            <w:tcW w:w="3566" w:type="dxa"/>
             <w:gridSpan w:val="2"/>
             <w:tcBorders>
               <w:top w:val="single" w:sz="4" w:space="0" w:color="000000"/>
@@ -63,7 +60,7 @@
       <w:tr>
         <w:tc>
           <w:tcPr>
-            <w:tcW w:w="6220" w:type="dxa"/>
+            <w:tcW w:w="6040" w:type="dxa"/>
             <w:tcBorders>
               <w:top w:val="single" w:sz="4" w:space="0" w:color="000000"/>
               <w:left w:val="single" w:sz="4" w:space="0" w:color="000000"/>
@@ -84,7 +81,7 @@
         </w:tc>
         <w:tc>
           <w:tcPr>
-            <w:tcW w:w="3386" w:type="dxa"/>
+            <w:tcW w:w="3566" w:type="dxa"/>
             <w:gridSpan w:val="2"/>
             <w:tcBorders>
               <w:top w:val="single" w:sz="4" w:space="0" w:color="000000"/>
@@ -106,7 +103,7 @@
       <w:tr>
         <w:tc>
           <w:tcPr>
-            <w:tcW w:w="6220" w:type="dxa"/>
+            <w:tcW w:w="6040" w:type="dxa"/>
             <w:tcBorders>
               <w:top w:val="single" w:sz="4" w:space="0" w:color="000000"/>
               <w:left w:val="single" w:sz="4" w:space="0" w:color="000000"/>
@@ -127,26 +124,26 @@
         </w:tc>
         <w:tc>
           <w:tcPr>
-            <w:tcW w:w="1693" w:type="dxa"/>
-            <w:tcBorders>
-              <w:top w:val="single" w:sz="4" w:space="0" w:color="000000"/>
-              <w:left w:val="single" w:sz="4" w:space="0" w:color="000000"/>
-              <w:bottom w:val="single" w:sz="4" w:space="0" w:color="000000"/>
-              <w:right w:val="single" w:sz="4" w:space="0" w:color="000000"/>
-            </w:tcBorders>
-          </w:tcPr>
-          <w:p>
-            <w:pPr>
-              <w:widowControl w:val="0"/>
-              <w:autoSpaceDE w:val="0"/>
-              <w:snapToGrid w:val="0"/>
-              <w:spacing w:after="0" w:line="240" w:lineRule="auto"/>
-            </w:pPr>
-          </w:p>
-        </w:tc>
-        <w:tc>
-          <w:tcPr>
-            <w:tcW w:w="1693" w:type="dxa"/>
+            <w:tcW w:w="1783" w:type="dxa"/>
+            <w:tcBorders>
+              <w:top w:val="single" w:sz="4" w:space="0" w:color="000000"/>
+              <w:left w:val="single" w:sz="4" w:space="0" w:color="000000"/>
+              <w:bottom w:val="single" w:sz="4" w:space="0" w:color="000000"/>
+              <w:right w:val="single" w:sz="4" w:space="0" w:color="000000"/>
+            </w:tcBorders>
+          </w:tcPr>
+          <w:p>
+            <w:pPr>
+              <w:widowControl w:val="0"/>
+              <w:autoSpaceDE w:val="0"/>
+              <w:snapToGrid w:val="0"/>
+              <w:spacing w:after="0" w:line="240" w:lineRule="auto"/>
+            </w:pPr>
+          </w:p>
+        </w:tc>
+        <w:tc>
+          <w:tcPr>
+            <w:tcW w:w="1783" w:type="dxa"/>
             <w:tcBorders>
               <w:top w:val="single" w:sz="4" w:space="0" w:color="000000"/>
               <w:left w:val="single" w:sz="4" w:space="0" w:color="000000"/>
@@ -167,7 +164,7 @@
       <w:tr>
         <w:tc>
           <w:tcPr>
-            <w:tcW w:w="6220" w:type="dxa"/>
+            <w:tcW w:w="6040" w:type="dxa"/>
             <w:tcBorders>
               <w:top w:val="single" w:sz="4" w:space="0" w:color="000000"/>
               <w:left w:val="single" w:sz="4" w:space="0" w:color="000000"/>
@@ -188,7 +185,7 @@
         </w:tc>
         <w:tc>
           <w:tcPr>
-            <w:tcW w:w="3386" w:type="dxa"/>
+            <w:tcW w:w="3566" w:type="dxa"/>
             <w:gridSpan w:val="2"/>
             <w:tcBorders>
               <w:top w:val="single" w:sz="4" w:space="0" w:color="000000"/>
@@ -232,7 +229,7 @@
         <w:spacing w:line="240" w:lineRule="auto"/>
       </w:pPr>
       <w:r>
-        <w:t>The reviewer will complete this form for the beta version of a lab assignment done by one of their lab partners. After filling out the “Beta” column and adding comments, the reviewer will upload this document to the Lab Beta + Review Forum.</w:t>
+        <w:t>The reviewer will complete this form for the beta version of a lab assignment done by one of their lab partners. After filling out the “Beta” column and adding comments, the reviewer will post this document in their team channel on Discord and submit a copy to the code review assignment on Canvas.</w:t>
       </w:r>
     </w:p>
     <w:p>
@@ -242,7 +239,7 @@
         <w:spacing w:line="240" w:lineRule="auto"/>
       </w:pPr>
       <w:r>
-        <w:t>The developer will revise the beta version of their lab work and fill out the “Production” column to reflect any changes they have made. The developer will submit this completed form along with the production version of their lab assignment.</w:t>
+        <w:t>The developer will revise the beta version of their lab work and fill out the “Prod.” (production) column to show what they revised. The developer will upload this completed form along with the production version of their lab assignment to Canvas.</w:t>
       </w:r>
     </w:p>
     <w:p>
@@ -259,13 +256,7 @@
           <w:rPr>
             <w:rStyle w:val="Hyperlink"/>
           </w:rPr>
-          <w:t xml:space="preserve">Code Review </w:t>
-        </w:r>
-        <w:r>
-          <w:rPr>
-            <w:rStyle w:val="Hyperlink"/>
-          </w:rPr>
-          <w:t>Procedure</w:t>
+          <w:t>Code Review Procedure</w:t>
         </w:r>
       </w:hyperlink>
       <w:r>
@@ -273,6 +264,9 @@
       </w:r>
       <w:hyperlink r:id="rId8" w:history="1">
         <w:r>
+          <w:rPr>
+            <w:rStyle w:val="Hyperlink"/>
+          </w:rPr>
           <w:t>Coding Style and Best Practice Checklist</w:t>
         </w:r>
       </w:hyperlink>
@@ -388,7 +382,7 @@
                 <w:b/>
                 <w:bCs/>
               </w:rPr>
-              <w:t>Release</w:t>
+              <w:t>Prod.</w:t>
             </w:r>
           </w:p>
         </w:tc>
@@ -415,19 +409,7 @@
               <w:spacing w:after="0" w:line="240" w:lineRule="auto"/>
             </w:pPr>
             <w:r>
-              <w:t xml:space="preserve">Is the developer’s name and </w:t>
-            </w:r>
-            <w:r>
-              <w:t xml:space="preserve">the </w:t>
-            </w:r>
-            <w:r>
-              <w:t>date in comments in</w:t>
-            </w:r>
-            <w:r>
-              <w:t xml:space="preserve"> the </w:t>
-            </w:r>
-            <w:r>
-              <w:t>file?</w:t>
+              <w:t xml:space="preserve">Were the required files shared (as listed in the instructions)?</w:t>
             </w:r>
           </w:p>
         </w:tc>
@@ -494,7 +476,7 @@
               <w:spacing w:after="0" w:line="240" w:lineRule="auto"/>
             </w:pPr>
             <w:r>
-              <w:t>Is the code free from errors as shown in the IDE? (If no, list errors)</w:t>
+              <w:t xml:space="preserve">Is the developer’s name, any AI used (and how) and the date in comments in each source code file?</w:t>
             </w:r>
           </w:p>
         </w:tc>
@@ -528,158 +510,6 @@
               <w:right w:val="single" w:sz="4" w:space="0" w:color="000000"/>
             </w:tcBorders>
             <w:shd w:val="pct5" w:color="auto" w:fill="auto"/>
-          </w:tcPr>
-          <w:p>
-            <w:pPr>
-              <w:widowControl w:val="0"/>
-              <w:autoSpaceDE w:val="0"/>
-              <w:snapToGrid w:val="0"/>
-              <w:spacing w:after="0" w:line="240" w:lineRule="auto"/>
-            </w:pPr>
-          </w:p>
-        </w:tc>
-      </w:tr>
-      <w:tr>
-        <w:tc>
-          <w:tcPr>
-            <w:tcW w:w="9540" w:type="dxa"/>
-            <w:gridSpan w:val="3"/>
-            <w:tcBorders>
-              <w:top w:val="single" w:sz="4" w:space="0" w:color="000000"/>
-              <w:left w:val="single" w:sz="4" w:space="0" w:color="000000"/>
-              <w:bottom w:val="single" w:sz="4" w:space="0" w:color="000000"/>
-              <w:right w:val="single" w:sz="4" w:space="0" w:color="000000"/>
-            </w:tcBorders>
-          </w:tcPr>
-          <w:p>
-            <w:pPr>
-              <w:widowControl w:val="0"/>
-              <w:autoSpaceDE w:val="0"/>
-              <w:snapToGrid w:val="0"/>
-              <w:spacing w:after="0" w:line="240" w:lineRule="auto"/>
-            </w:pPr>
-          </w:p>
-        </w:tc>
-      </w:tr>
-      <w:tr>
-        <w:tc>
-          <w:tcPr>
-            <w:tcW w:w="9540" w:type="dxa"/>
-            <w:gridSpan w:val="3"/>
-            <w:tcBorders>
-              <w:top w:val="single" w:sz="4" w:space="0" w:color="000000"/>
-              <w:left w:val="single" w:sz="4" w:space="0" w:color="000000"/>
-              <w:bottom w:val="single" w:sz="4" w:space="0" w:color="000000"/>
-              <w:right w:val="single" w:sz="4" w:space="0" w:color="000000"/>
-            </w:tcBorders>
-          </w:tcPr>
-          <w:p>
-            <w:pPr>
-              <w:widowControl w:val="0"/>
-              <w:autoSpaceDE w:val="0"/>
-              <w:snapToGrid w:val="0"/>
-              <w:spacing w:after="0" w:line="240" w:lineRule="auto"/>
-            </w:pPr>
-          </w:p>
-        </w:tc>
-      </w:tr>
-      <w:tr>
-        <w:tc>
-          <w:tcPr>
-            <w:tcW w:w="7380" w:type="dxa"/>
-            <w:tcBorders>
-              <w:top w:val="single" w:sz="4" w:space="0" w:color="000000"/>
-              <w:left w:val="single" w:sz="4" w:space="0" w:color="000000"/>
-              <w:bottom w:val="single" w:sz="4" w:space="0" w:color="000000"/>
-            </w:tcBorders>
-            <w:shd w:val="pct5" w:color="auto" w:fill="auto"/>
-          </w:tcPr>
-          <w:p>
-            <w:pPr>
-              <w:widowControl w:val="0"/>
-              <w:autoSpaceDE w:val="0"/>
-              <w:snapToGrid w:val="0"/>
-              <w:spacing w:after="0" w:line="240" w:lineRule="auto"/>
-            </w:pPr>
-            <w:r>
-              <w:t>Does it run without errors? (if no, list them)</w:t>
-            </w:r>
-          </w:p>
-        </w:tc>
-        <w:tc>
-          <w:tcPr>
-            <w:tcW w:w="990" w:type="dxa"/>
-            <w:tcBorders>
-              <w:top w:val="single" w:sz="4" w:space="0" w:color="000000"/>
-              <w:left w:val="single" w:sz="4" w:space="0" w:color="000000"/>
-              <w:bottom w:val="single" w:sz="4" w:space="0" w:color="000000"/>
-              <w:right w:val="single" w:sz="4" w:space="0" w:color="000000"/>
-            </w:tcBorders>
-            <w:shd w:val="pct5" w:color="auto" w:fill="auto"/>
-          </w:tcPr>
-          <w:p>
-            <w:pPr>
-              <w:widowControl w:val="0"/>
-              <w:autoSpaceDE w:val="0"/>
-              <w:snapToGrid w:val="0"/>
-              <w:spacing w:after="0" w:line="240" w:lineRule="auto"/>
-            </w:pPr>
-          </w:p>
-        </w:tc>
-        <w:tc>
-          <w:tcPr>
-            <w:tcW w:w="1170" w:type="dxa"/>
-            <w:tcBorders>
-              <w:top w:val="single" w:sz="4" w:space="0" w:color="000000"/>
-              <w:left w:val="single" w:sz="4" w:space="0" w:color="000000"/>
-              <w:bottom w:val="single" w:sz="4" w:space="0" w:color="000000"/>
-              <w:right w:val="single" w:sz="4" w:space="0" w:color="000000"/>
-            </w:tcBorders>
-            <w:shd w:val="pct5" w:color="auto" w:fill="auto"/>
-          </w:tcPr>
-          <w:p>
-            <w:pPr>
-              <w:widowControl w:val="0"/>
-              <w:autoSpaceDE w:val="0"/>
-              <w:snapToGrid w:val="0"/>
-              <w:spacing w:after="0" w:line="240" w:lineRule="auto"/>
-            </w:pPr>
-          </w:p>
-        </w:tc>
-      </w:tr>
-      <w:tr>
-        <w:tc>
-          <w:tcPr>
-            <w:tcW w:w="9540" w:type="dxa"/>
-            <w:gridSpan w:val="3"/>
-            <w:tcBorders>
-              <w:top w:val="single" w:sz="4" w:space="0" w:color="000000"/>
-              <w:left w:val="single" w:sz="4" w:space="0" w:color="000000"/>
-              <w:bottom w:val="single" w:sz="4" w:space="0" w:color="000000"/>
-              <w:right w:val="single" w:sz="4" w:space="0" w:color="000000"/>
-            </w:tcBorders>
-          </w:tcPr>
-          <w:p>
-            <w:pPr>
-              <w:widowControl w:val="0"/>
-              <w:autoSpaceDE w:val="0"/>
-              <w:snapToGrid w:val="0"/>
-              <w:spacing w:after="0" w:line="240" w:lineRule="auto"/>
-            </w:pPr>
-          </w:p>
-        </w:tc>
-      </w:tr>
-      <w:tr>
-        <w:tc>
-          <w:tcPr>
-            <w:tcW w:w="9540" w:type="dxa"/>
-            <w:gridSpan w:val="3"/>
-            <w:tcBorders>
-              <w:top w:val="single" w:sz="4" w:space="0" w:color="000000"/>
-              <w:left w:val="single" w:sz="4" w:space="0" w:color="000000"/>
-              <w:bottom w:val="single" w:sz="4" w:space="0" w:color="000000"/>
-              <w:right w:val="single" w:sz="4" w:space="0" w:color="000000"/>
-            </w:tcBorders>
           </w:tcPr>
           <w:p>
             <w:pPr>
@@ -713,7 +543,7 @@
               <w:spacing w:after="0" w:line="240" w:lineRule="auto"/>
             </w:pPr>
             <w:r>
-              <w:t>Is text classification done correctly?</w:t>
+              <w:t xml:space="preserve">Is the code free from errors as shown in the IDE? (If no, list errors)</w:t>
             </w:r>
           </w:p>
         </w:tc>
@@ -781,6 +611,73 @@
         </w:tc>
       </w:tr>
       <w:tr>
+        <w:trPr>
+          <w:trHeight w:val="287"/>
+        </w:trPr>
+        <w:tc>
+          <w:tcPr>
+            <w:tcW w:w="7380" w:type="dxa"/>
+            <w:tcBorders>
+              <w:top w:val="single" w:sz="4" w:space="0" w:color="000000"/>
+              <w:left w:val="single" w:sz="4" w:space="0" w:color="000000"/>
+              <w:bottom w:val="single" w:sz="4" w:space="0" w:color="000000"/>
+            </w:tcBorders>
+            <w:shd w:val="pct5" w:color="auto" w:fill="auto"/>
+          </w:tcPr>
+          <w:p>
+            <w:pPr>
+              <w:widowControl w:val="0"/>
+              <w:autoSpaceDE w:val="0"/>
+              <w:snapToGrid w:val="0"/>
+              <w:spacing w:after="0" w:line="240" w:lineRule="auto"/>
+            </w:pPr>
+            <w:r>
+              <w:t xml:space="preserve">Does it run without errors from the project folder, for example with uv run followed by the file name? (Confirm that you ran it and list any errors.)</w:t>
+            </w:r>
+          </w:p>
+        </w:tc>
+        <w:tc>
+          <w:tcPr>
+            <w:tcW w:w="990" w:type="dxa"/>
+            <w:tcBorders>
+              <w:top w:val="single" w:sz="4" w:space="0" w:color="000000"/>
+              <w:left w:val="single" w:sz="4" w:space="0" w:color="000000"/>
+              <w:bottom w:val="single" w:sz="4" w:space="0" w:color="000000"/>
+              <w:right w:val="single" w:sz="4" w:space="0" w:color="000000"/>
+            </w:tcBorders>
+            <w:shd w:val="pct5" w:color="auto" w:fill="auto"/>
+          </w:tcPr>
+          <w:p>
+            <w:pPr>
+              <w:widowControl w:val="0"/>
+              <w:autoSpaceDE w:val="0"/>
+              <w:snapToGrid w:val="0"/>
+              <w:spacing w:after="0" w:line="240" w:lineRule="auto"/>
+            </w:pPr>
+          </w:p>
+        </w:tc>
+        <w:tc>
+          <w:tcPr>
+            <w:tcW w:w="1170" w:type="dxa"/>
+            <w:tcBorders>
+              <w:top w:val="single" w:sz="4" w:space="0" w:color="000000"/>
+              <w:left w:val="single" w:sz="4" w:space="0" w:color="000000"/>
+              <w:bottom w:val="single" w:sz="4" w:space="0" w:color="000000"/>
+              <w:right w:val="single" w:sz="4" w:space="0" w:color="000000"/>
+            </w:tcBorders>
+            <w:shd w:val="pct5" w:color="auto" w:fill="auto"/>
+          </w:tcPr>
+          <w:p>
+            <w:pPr>
+              <w:widowControl w:val="0"/>
+              <w:autoSpaceDE w:val="0"/>
+              <w:snapToGrid w:val="0"/>
+              <w:spacing w:after="0" w:line="240" w:lineRule="auto"/>
+            </w:pPr>
+          </w:p>
+        </w:tc>
+      </w:tr>
+      <w:tr>
         <w:tc>
           <w:tcPr>
             <w:tcW w:w="9540" w:type="dxa"/>
@@ -803,6 +700,9 @@
         </w:tc>
       </w:tr>
       <w:tr>
+        <w:trPr>
+          <w:trHeight w:val="287"/>
+        </w:trPr>
         <w:tc>
           <w:tcPr>
             <w:tcW w:w="7380" w:type="dxa"/>
@@ -821,7 +721,7 @@
               <w:spacing w:after="0" w:line="240" w:lineRule="auto"/>
             </w:pPr>
             <w:r>
-              <w:t>Does it have all required functionality? (List anything that’s missing)</w:t>
+              <w:t xml:space="preserve">Does it load the data using relative paths (nothing specific to the developer’s computer), and do the texts and their labels (language, sentiment or rating) match up?</w:t>
             </w:r>
           </w:p>
         </w:tc>
@@ -867,6 +767,207 @@
         </w:tc>
       </w:tr>
       <w:tr>
+        <w:trPr>
+          <w:trHeight w:val="287"/>
+        </w:trPr>
+        <w:tc>
+          <w:tcPr>
+            <w:tcW w:w="7380" w:type="dxa"/>
+            <w:tcBorders>
+              <w:top w:val="single" w:sz="4" w:space="0" w:color="000000"/>
+              <w:left w:val="single" w:sz="4" w:space="0" w:color="000000"/>
+              <w:bottom w:val="single" w:sz="4" w:space="0" w:color="000000"/>
+            </w:tcBorders>
+            <w:shd w:val="pct5" w:color="auto" w:fill="auto"/>
+          </w:tcPr>
+          <w:p>
+            <w:pPr>
+              <w:widowControl w:val="0"/>
+              <w:autoSpaceDE w:val="0"/>
+              <w:snapToGrid w:val="0"/>
+              <w:spacing w:after="0" w:line="240" w:lineRule="auto"/>
+            </w:pPr>
+            <w:r>
+              <w:t xml:space="preserve">Does it keep training and test data separate, by splitting the data or using separate training and test sets, and train the classifier only on the training data?</w:t>
+            </w:r>
+          </w:p>
+        </w:tc>
+        <w:tc>
+          <w:tcPr>
+            <w:tcW w:w="990" w:type="dxa"/>
+            <w:tcBorders>
+              <w:top w:val="single" w:sz="4" w:space="0" w:color="000000"/>
+              <w:left w:val="single" w:sz="4" w:space="0" w:color="000000"/>
+              <w:bottom w:val="single" w:sz="4" w:space="0" w:color="000000"/>
+              <w:right w:val="single" w:sz="4" w:space="0" w:color="000000"/>
+            </w:tcBorders>
+            <w:shd w:val="pct5" w:color="auto" w:fill="auto"/>
+          </w:tcPr>
+          <w:p>
+            <w:pPr>
+              <w:widowControl w:val="0"/>
+              <w:autoSpaceDE w:val="0"/>
+              <w:snapToGrid w:val="0"/>
+              <w:spacing w:after="0" w:line="240" w:lineRule="auto"/>
+            </w:pPr>
+          </w:p>
+        </w:tc>
+        <w:tc>
+          <w:tcPr>
+            <w:tcW w:w="1170" w:type="dxa"/>
+            <w:tcBorders>
+              <w:top w:val="single" w:sz="4" w:space="0" w:color="000000"/>
+              <w:left w:val="single" w:sz="4" w:space="0" w:color="000000"/>
+              <w:bottom w:val="single" w:sz="4" w:space="0" w:color="000000"/>
+              <w:right w:val="single" w:sz="4" w:space="0" w:color="000000"/>
+            </w:tcBorders>
+            <w:shd w:val="pct5" w:color="auto" w:fill="auto"/>
+          </w:tcPr>
+          <w:p>
+            <w:pPr>
+              <w:widowControl w:val="0"/>
+              <w:autoSpaceDE w:val="0"/>
+              <w:snapToGrid w:val="0"/>
+              <w:spacing w:after="0" w:line="240" w:lineRule="auto"/>
+            </w:pPr>
+          </w:p>
+        </w:tc>
+      </w:tr>
+      <w:tr>
+        <w:trPr>
+          <w:trHeight w:val="287"/>
+        </w:trPr>
+        <w:tc>
+          <w:tcPr>
+            <w:tcW w:w="7380" w:type="dxa"/>
+            <w:tcBorders>
+              <w:top w:val="single" w:sz="4" w:space="0" w:color="000000"/>
+              <w:left w:val="single" w:sz="4" w:space="0" w:color="000000"/>
+              <w:bottom w:val="single" w:sz="4" w:space="0" w:color="000000"/>
+            </w:tcBorders>
+            <w:shd w:val="pct5" w:color="auto" w:fill="auto"/>
+          </w:tcPr>
+          <w:p>
+            <w:pPr>
+              <w:widowControl w:val="0"/>
+              <w:autoSpaceDE w:val="0"/>
+              <w:snapToGrid w:val="0"/>
+              <w:spacing w:after="0" w:line="240" w:lineRule="auto"/>
+            </w:pPr>
+            <w:r>
+              <w:t xml:space="preserve">Does it turn the text into features with a suitable vectorizer (CountVectorizer or TfidfVectorizer), for example character n-grams for language identification?</w:t>
+            </w:r>
+          </w:p>
+        </w:tc>
+        <w:tc>
+          <w:tcPr>
+            <w:tcW w:w="990" w:type="dxa"/>
+            <w:tcBorders>
+              <w:top w:val="single" w:sz="4" w:space="0" w:color="000000"/>
+              <w:left w:val="single" w:sz="4" w:space="0" w:color="000000"/>
+              <w:bottom w:val="single" w:sz="4" w:space="0" w:color="000000"/>
+              <w:right w:val="single" w:sz="4" w:space="0" w:color="000000"/>
+            </w:tcBorders>
+            <w:shd w:val="pct5" w:color="auto" w:fill="auto"/>
+          </w:tcPr>
+          <w:p>
+            <w:pPr>
+              <w:widowControl w:val="0"/>
+              <w:autoSpaceDE w:val="0"/>
+              <w:snapToGrid w:val="0"/>
+              <w:spacing w:after="0" w:line="240" w:lineRule="auto"/>
+            </w:pPr>
+          </w:p>
+        </w:tc>
+        <w:tc>
+          <w:tcPr>
+            <w:tcW w:w="1170" w:type="dxa"/>
+            <w:tcBorders>
+              <w:top w:val="single" w:sz="4" w:space="0" w:color="000000"/>
+              <w:left w:val="single" w:sz="4" w:space="0" w:color="000000"/>
+              <w:bottom w:val="single" w:sz="4" w:space="0" w:color="000000"/>
+              <w:right w:val="single" w:sz="4" w:space="0" w:color="000000"/>
+            </w:tcBorders>
+            <w:shd w:val="pct5" w:color="auto" w:fill="auto"/>
+          </w:tcPr>
+          <w:p>
+            <w:pPr>
+              <w:widowControl w:val="0"/>
+              <w:autoSpaceDE w:val="0"/>
+              <w:snapToGrid w:val="0"/>
+              <w:spacing w:after="0" w:line="240" w:lineRule="auto"/>
+            </w:pPr>
+          </w:p>
+        </w:tc>
+      </w:tr>
+      <w:tr>
+        <w:trPr>
+          <w:trHeight w:val="287"/>
+        </w:trPr>
+        <w:tc>
+          <w:tcPr>
+            <w:tcW w:w="7380" w:type="dxa"/>
+            <w:tcBorders>
+              <w:top w:val="single" w:sz="4" w:space="0" w:color="000000"/>
+              <w:left w:val="single" w:sz="4" w:space="0" w:color="000000"/>
+              <w:bottom w:val="single" w:sz="4" w:space="0" w:color="000000"/>
+            </w:tcBorders>
+            <w:shd w:val="pct5" w:color="auto" w:fill="auto"/>
+          </w:tcPr>
+          <w:p>
+            <w:pPr>
+              <w:widowControl w:val="0"/>
+              <w:autoSpaceDE w:val="0"/>
+              <w:snapToGrid w:val="0"/>
+              <w:spacing w:after="0" w:line="240" w:lineRule="auto"/>
+            </w:pPr>
+            <w:r>
+              <w:t xml:space="preserve">Does it use a scikit-learn Pipeline that combines the vectorizer and a classifier?</w:t>
+            </w:r>
+          </w:p>
+        </w:tc>
+        <w:tc>
+          <w:tcPr>
+            <w:tcW w:w="990" w:type="dxa"/>
+            <w:tcBorders>
+              <w:top w:val="single" w:sz="4" w:space="0" w:color="000000"/>
+              <w:left w:val="single" w:sz="4" w:space="0" w:color="000000"/>
+              <w:bottom w:val="single" w:sz="4" w:space="0" w:color="000000"/>
+              <w:right w:val="single" w:sz="4" w:space="0" w:color="000000"/>
+            </w:tcBorders>
+            <w:shd w:val="pct5" w:color="auto" w:fill="auto"/>
+          </w:tcPr>
+          <w:p>
+            <w:pPr>
+              <w:widowControl w:val="0"/>
+              <w:autoSpaceDE w:val="0"/>
+              <w:snapToGrid w:val="0"/>
+              <w:spacing w:after="0" w:line="240" w:lineRule="auto"/>
+            </w:pPr>
+          </w:p>
+        </w:tc>
+        <w:tc>
+          <w:tcPr>
+            <w:tcW w:w="1170" w:type="dxa"/>
+            <w:tcBorders>
+              <w:top w:val="single" w:sz="4" w:space="0" w:color="000000"/>
+              <w:left w:val="single" w:sz="4" w:space="0" w:color="000000"/>
+              <w:bottom w:val="single" w:sz="4" w:space="0" w:color="000000"/>
+              <w:right w:val="single" w:sz="4" w:space="0" w:color="000000"/>
+            </w:tcBorders>
+            <w:shd w:val="pct5" w:color="auto" w:fill="auto"/>
+          </w:tcPr>
+          <w:p>
+            <w:pPr>
+              <w:widowControl w:val="0"/>
+              <w:autoSpaceDE w:val="0"/>
+              <w:snapToGrid w:val="0"/>
+              <w:spacing w:after="0" w:line="240" w:lineRule="auto"/>
+            </w:pPr>
+          </w:p>
+        </w:tc>
+      </w:tr>
+      <w:tr>
         <w:tc>
           <w:tcPr>
             <w:tcW w:w="9540" w:type="dxa"/>
@@ -889,6 +990,73 @@
         </w:tc>
       </w:tr>
       <w:tr>
+        <w:trPr>
+          <w:trHeight w:val="287"/>
+        </w:trPr>
+        <w:tc>
+          <w:tcPr>
+            <w:tcW w:w="7380" w:type="dxa"/>
+            <w:tcBorders>
+              <w:top w:val="single" w:sz="4" w:space="0" w:color="000000"/>
+              <w:left w:val="single" w:sz="4" w:space="0" w:color="000000"/>
+              <w:bottom w:val="single" w:sz="4" w:space="0" w:color="000000"/>
+            </w:tcBorders>
+            <w:shd w:val="pct5" w:color="auto" w:fill="auto"/>
+          </w:tcPr>
+          <w:p>
+            <w:pPr>
+              <w:widowControl w:val="0"/>
+              <w:autoSpaceDE w:val="0"/>
+              <w:snapToGrid w:val="0"/>
+              <w:spacing w:after="0" w:line="240" w:lineRule="auto"/>
+            </w:pPr>
+            <w:r>
+              <w:t xml:space="preserve">Is text classification done correctly? Does it evaluate the classifier on the test data and print the accuracy? (Group C: also a classification report and a confusion matrix.)</w:t>
+            </w:r>
+          </w:p>
+        </w:tc>
+        <w:tc>
+          <w:tcPr>
+            <w:tcW w:w="990" w:type="dxa"/>
+            <w:tcBorders>
+              <w:top w:val="single" w:sz="4" w:space="0" w:color="000000"/>
+              <w:left w:val="single" w:sz="4" w:space="0" w:color="000000"/>
+              <w:bottom w:val="single" w:sz="4" w:space="0" w:color="000000"/>
+              <w:right w:val="single" w:sz="4" w:space="0" w:color="000000"/>
+            </w:tcBorders>
+            <w:shd w:val="pct5" w:color="auto" w:fill="auto"/>
+          </w:tcPr>
+          <w:p>
+            <w:pPr>
+              <w:widowControl w:val="0"/>
+              <w:autoSpaceDE w:val="0"/>
+              <w:snapToGrid w:val="0"/>
+              <w:spacing w:after="0" w:line="240" w:lineRule="auto"/>
+            </w:pPr>
+          </w:p>
+        </w:tc>
+        <w:tc>
+          <w:tcPr>
+            <w:tcW w:w="1170" w:type="dxa"/>
+            <w:tcBorders>
+              <w:top w:val="single" w:sz="4" w:space="0" w:color="000000"/>
+              <w:left w:val="single" w:sz="4" w:space="0" w:color="000000"/>
+              <w:bottom w:val="single" w:sz="4" w:space="0" w:color="000000"/>
+              <w:right w:val="single" w:sz="4" w:space="0" w:color="000000"/>
+            </w:tcBorders>
+            <w:shd w:val="pct5" w:color="auto" w:fill="auto"/>
+          </w:tcPr>
+          <w:p>
+            <w:pPr>
+              <w:widowControl w:val="0"/>
+              <w:autoSpaceDE w:val="0"/>
+              <w:snapToGrid w:val="0"/>
+              <w:spacing w:after="0" w:line="240" w:lineRule="auto"/>
+            </w:pPr>
+          </w:p>
+        </w:tc>
+      </w:tr>
+      <w:tr>
         <w:tc>
           <w:tcPr>
             <w:tcW w:w="9540" w:type="dxa"/>
@@ -911,6 +1079,9 @@
         </w:tc>
       </w:tr>
       <w:tr>
+        <w:trPr>
+          <w:trHeight w:val="287"/>
+        </w:trPr>
         <w:tc>
           <w:tcPr>
             <w:tcW w:w="7380" w:type="dxa"/>
@@ -929,19 +1100,452 @@
               <w:spacing w:after="0" w:line="240" w:lineRule="auto"/>
             </w:pPr>
             <w:r>
-              <w:t xml:space="preserve">Does the style conform to </w:t>
+              <w:t xml:space="preserve">Groups B and C: Does it use GridSearchCV to tune the settings, print the best parameters and the accuracy of the best model, and keep the test set out of the tuning?</w:t>
             </w:r>
+          </w:p>
+        </w:tc>
+        <w:tc>
+          <w:tcPr>
+            <w:tcW w:w="990" w:type="dxa"/>
+            <w:tcBorders>
+              <w:top w:val="single" w:sz="4" w:space="0" w:color="000000"/>
+              <w:left w:val="single" w:sz="4" w:space="0" w:color="000000"/>
+              <w:bottom w:val="single" w:sz="4" w:space="0" w:color="000000"/>
+              <w:right w:val="single" w:sz="4" w:space="0" w:color="000000"/>
+            </w:tcBorders>
+            <w:shd w:val="pct5" w:color="auto" w:fill="auto"/>
+          </w:tcPr>
+          <w:p>
+            <w:pPr>
+              <w:widowControl w:val="0"/>
+              <w:autoSpaceDE w:val="0"/>
+              <w:snapToGrid w:val="0"/>
+              <w:spacing w:after="0" w:line="240" w:lineRule="auto"/>
+            </w:pPr>
+          </w:p>
+        </w:tc>
+        <w:tc>
+          <w:tcPr>
+            <w:tcW w:w="1170" w:type="dxa"/>
+            <w:tcBorders>
+              <w:top w:val="single" w:sz="4" w:space="0" w:color="000000"/>
+              <w:left w:val="single" w:sz="4" w:space="0" w:color="000000"/>
+              <w:bottom w:val="single" w:sz="4" w:space="0" w:color="000000"/>
+              <w:right w:val="single" w:sz="4" w:space="0" w:color="000000"/>
+            </w:tcBorders>
+            <w:shd w:val="pct5" w:color="auto" w:fill="auto"/>
+          </w:tcPr>
+          <w:p>
+            <w:pPr>
+              <w:widowControl w:val="0"/>
+              <w:autoSpaceDE w:val="0"/>
+              <w:snapToGrid w:val="0"/>
+              <w:spacing w:after="0" w:line="240" w:lineRule="auto"/>
+            </w:pPr>
+          </w:p>
+        </w:tc>
+      </w:tr>
+      <w:tr>
+        <w:tc>
+          <w:tcPr>
+            <w:tcW w:w="9540" w:type="dxa"/>
+            <w:gridSpan w:val="3"/>
+            <w:tcBorders>
+              <w:top w:val="single" w:sz="4" w:space="0" w:color="000000"/>
+              <w:left w:val="single" w:sz="4" w:space="0" w:color="000000"/>
+              <w:bottom w:val="single" w:sz="4" w:space="0" w:color="000000"/>
+              <w:right w:val="single" w:sz="4" w:space="0" w:color="000000"/>
+            </w:tcBorders>
+          </w:tcPr>
+          <w:p>
+            <w:pPr>
+              <w:widowControl w:val="0"/>
+              <w:autoSpaceDE w:val="0"/>
+              <w:snapToGrid w:val="0"/>
+              <w:spacing w:after="0" w:line="240" w:lineRule="auto"/>
+            </w:pPr>
+          </w:p>
+        </w:tc>
+      </w:tr>
+      <w:tr>
+        <w:trPr>
+          <w:trHeight w:val="287"/>
+        </w:trPr>
+        <w:tc>
+          <w:tcPr>
+            <w:tcW w:w="7380" w:type="dxa"/>
+            <w:tcBorders>
+              <w:top w:val="single" w:sz="4" w:space="0" w:color="000000"/>
+              <w:left w:val="single" w:sz="4" w:space="0" w:color="000000"/>
+              <w:bottom w:val="single" w:sz="4" w:space="0" w:color="000000"/>
+            </w:tcBorders>
+            <w:shd w:val="pct5" w:color="auto" w:fill="auto"/>
+          </w:tcPr>
+          <w:p>
+            <w:pPr>
+              <w:widowControl w:val="0"/>
+              <w:autoSpaceDE w:val="0"/>
+              <w:snapToGrid w:val="0"/>
+              <w:spacing w:after="0" w:line="240" w:lineRule="auto"/>
+            </w:pPr>
             <w:r>
-              <w:t xml:space="preserve">correct </w:t>
+              <w:t xml:space="preserve">Group C: Are there comments that answer the questions about the best and worst classes, the kinds of mistakes and why the accuracy can’t reach 100%?</w:t>
             </w:r>
+          </w:p>
+        </w:tc>
+        <w:tc>
+          <w:tcPr>
+            <w:tcW w:w="990" w:type="dxa"/>
+            <w:tcBorders>
+              <w:top w:val="single" w:sz="4" w:space="0" w:color="000000"/>
+              <w:left w:val="single" w:sz="4" w:space="0" w:color="000000"/>
+              <w:bottom w:val="single" w:sz="4" w:space="0" w:color="000000"/>
+              <w:right w:val="single" w:sz="4" w:space="0" w:color="000000"/>
+            </w:tcBorders>
+            <w:shd w:val="pct5" w:color="auto" w:fill="auto"/>
+          </w:tcPr>
+          <w:p>
+            <w:pPr>
+              <w:widowControl w:val="0"/>
+              <w:autoSpaceDE w:val="0"/>
+              <w:snapToGrid w:val="0"/>
+              <w:spacing w:after="0" w:line="240" w:lineRule="auto"/>
+            </w:pPr>
+          </w:p>
+        </w:tc>
+        <w:tc>
+          <w:tcPr>
+            <w:tcW w:w="1170" w:type="dxa"/>
+            <w:tcBorders>
+              <w:top w:val="single" w:sz="4" w:space="0" w:color="000000"/>
+              <w:left w:val="single" w:sz="4" w:space="0" w:color="000000"/>
+              <w:bottom w:val="single" w:sz="4" w:space="0" w:color="000000"/>
+              <w:right w:val="single" w:sz="4" w:space="0" w:color="000000"/>
+            </w:tcBorders>
+            <w:shd w:val="pct5" w:color="auto" w:fill="auto"/>
+          </w:tcPr>
+          <w:p>
+            <w:pPr>
+              <w:widowControl w:val="0"/>
+              <w:autoSpaceDE w:val="0"/>
+              <w:snapToGrid w:val="0"/>
+              <w:spacing w:after="0" w:line="240" w:lineRule="auto"/>
+            </w:pPr>
+          </w:p>
+        </w:tc>
+      </w:tr>
+      <w:tr>
+        <w:trPr>
+          <w:trHeight w:val="287"/>
+        </w:trPr>
+        <w:tc>
+          <w:tcPr>
+            <w:tcW w:w="7380" w:type="dxa"/>
+            <w:tcBorders>
+              <w:top w:val="single" w:sz="4" w:space="0" w:color="000000"/>
+              <w:left w:val="single" w:sz="4" w:space="0" w:color="000000"/>
+              <w:bottom w:val="single" w:sz="4" w:space="0" w:color="000000"/>
+            </w:tcBorders>
+            <w:shd w:val="pct5" w:color="auto" w:fill="auto"/>
+          </w:tcPr>
+          <w:p>
+            <w:pPr>
+              <w:widowControl w:val="0"/>
+              <w:autoSpaceDE w:val="0"/>
+              <w:snapToGrid w:val="0"/>
+              <w:spacing w:after="0" w:line="240" w:lineRule="auto"/>
+            </w:pPr>
             <w:r>
-              <w:t xml:space="preserve">Python </w:t>
+              <w:t xml:space="preserve">Does it have all required functionality? (List anything that’s missing)</w:t>
             </w:r>
+          </w:p>
+        </w:tc>
+        <w:tc>
+          <w:tcPr>
+            <w:tcW w:w="990" w:type="dxa"/>
+            <w:tcBorders>
+              <w:top w:val="single" w:sz="4" w:space="0" w:color="000000"/>
+              <w:left w:val="single" w:sz="4" w:space="0" w:color="000000"/>
+              <w:bottom w:val="single" w:sz="4" w:space="0" w:color="000000"/>
+              <w:right w:val="single" w:sz="4" w:space="0" w:color="000000"/>
+            </w:tcBorders>
+            <w:shd w:val="pct5" w:color="auto" w:fill="auto"/>
+          </w:tcPr>
+          <w:p>
+            <w:pPr>
+              <w:widowControl w:val="0"/>
+              <w:autoSpaceDE w:val="0"/>
+              <w:snapToGrid w:val="0"/>
+              <w:spacing w:after="0" w:line="240" w:lineRule="auto"/>
+            </w:pPr>
+          </w:p>
+        </w:tc>
+        <w:tc>
+          <w:tcPr>
+            <w:tcW w:w="1170" w:type="dxa"/>
+            <w:tcBorders>
+              <w:top w:val="single" w:sz="4" w:space="0" w:color="000000"/>
+              <w:left w:val="single" w:sz="4" w:space="0" w:color="000000"/>
+              <w:bottom w:val="single" w:sz="4" w:space="0" w:color="000000"/>
+              <w:right w:val="single" w:sz="4" w:space="0" w:color="000000"/>
+            </w:tcBorders>
+            <w:shd w:val="pct5" w:color="auto" w:fill="auto"/>
+          </w:tcPr>
+          <w:p>
+            <w:pPr>
+              <w:widowControl w:val="0"/>
+              <w:autoSpaceDE w:val="0"/>
+              <w:snapToGrid w:val="0"/>
+              <w:spacing w:after="0" w:line="240" w:lineRule="auto"/>
+            </w:pPr>
+          </w:p>
+        </w:tc>
+      </w:tr>
+      <w:tr>
+        <w:tc>
+          <w:tcPr>
+            <w:tcW w:w="9540" w:type="dxa"/>
+            <w:gridSpan w:val="3"/>
+            <w:tcBorders>
+              <w:top w:val="single" w:sz="4" w:space="0" w:color="000000"/>
+              <w:left w:val="single" w:sz="4" w:space="0" w:color="000000"/>
+              <w:bottom w:val="single" w:sz="4" w:space="0" w:color="000000"/>
+              <w:right w:val="single" w:sz="4" w:space="0" w:color="000000"/>
+            </w:tcBorders>
+          </w:tcPr>
+          <w:p>
+            <w:pPr>
+              <w:widowControl w:val="0"/>
+              <w:autoSpaceDE w:val="0"/>
+              <w:snapToGrid w:val="0"/>
+              <w:spacing w:after="0" w:line="240" w:lineRule="auto"/>
+            </w:pPr>
+          </w:p>
+        </w:tc>
+      </w:tr>
+      <w:tr>
+        <w:trPr>
+          <w:trHeight w:val="287"/>
+        </w:trPr>
+        <w:tc>
+          <w:tcPr>
+            <w:tcW w:w="7380" w:type="dxa"/>
+            <w:tcBorders>
+              <w:top w:val="single" w:sz="4" w:space="0" w:color="000000"/>
+              <w:left w:val="single" w:sz="4" w:space="0" w:color="000000"/>
+              <w:bottom w:val="single" w:sz="4" w:space="0" w:color="000000"/>
+            </w:tcBorders>
+            <w:shd w:val="pct5" w:color="auto" w:fill="auto"/>
+          </w:tcPr>
+          <w:p>
+            <w:pPr>
+              <w:widowControl w:val="0"/>
+              <w:autoSpaceDE w:val="0"/>
+              <w:snapToGrid w:val="0"/>
+              <w:spacing w:after="0" w:line="240" w:lineRule="auto"/>
+            </w:pPr>
             <w:r>
-              <w:t>style and best practice</w:t>
+              <w:t xml:space="preserve">Optional: Did the developer do an optional challenge or a classification project of their own design? If so, does it work? (Describe what was done.)</w:t>
             </w:r>
+          </w:p>
+        </w:tc>
+        <w:tc>
+          <w:tcPr>
+            <w:tcW w:w="990" w:type="dxa"/>
+            <w:tcBorders>
+              <w:top w:val="single" w:sz="4" w:space="0" w:color="000000"/>
+              <w:left w:val="single" w:sz="4" w:space="0" w:color="000000"/>
+              <w:bottom w:val="single" w:sz="4" w:space="0" w:color="000000"/>
+              <w:right w:val="single" w:sz="4" w:space="0" w:color="000000"/>
+            </w:tcBorders>
+            <w:shd w:val="pct5" w:color="auto" w:fill="auto"/>
+          </w:tcPr>
+          <w:p>
+            <w:pPr>
+              <w:widowControl w:val="0"/>
+              <w:autoSpaceDE w:val="0"/>
+              <w:snapToGrid w:val="0"/>
+              <w:spacing w:after="0" w:line="240" w:lineRule="auto"/>
+            </w:pPr>
+          </w:p>
+        </w:tc>
+        <w:tc>
+          <w:tcPr>
+            <w:tcW w:w="1170" w:type="dxa"/>
+            <w:tcBorders>
+              <w:top w:val="single" w:sz="4" w:space="0" w:color="000000"/>
+              <w:left w:val="single" w:sz="4" w:space="0" w:color="000000"/>
+              <w:bottom w:val="single" w:sz="4" w:space="0" w:color="000000"/>
+              <w:right w:val="single" w:sz="4" w:space="0" w:color="000000"/>
+            </w:tcBorders>
+            <w:shd w:val="pct5" w:color="auto" w:fill="auto"/>
+          </w:tcPr>
+          <w:p>
+            <w:pPr>
+              <w:widowControl w:val="0"/>
+              <w:autoSpaceDE w:val="0"/>
+              <w:snapToGrid w:val="0"/>
+              <w:spacing w:after="0" w:line="240" w:lineRule="auto"/>
+            </w:pPr>
+          </w:p>
+        </w:tc>
+      </w:tr>
+      <w:tr>
+        <w:tc>
+          <w:tcPr>
+            <w:tcW w:w="9540" w:type="dxa"/>
+            <w:gridSpan w:val="3"/>
+            <w:tcBorders>
+              <w:top w:val="single" w:sz="4" w:space="0" w:color="000000"/>
+              <w:left w:val="single" w:sz="4" w:space="0" w:color="000000"/>
+              <w:bottom w:val="single" w:sz="4" w:space="0" w:color="000000"/>
+              <w:right w:val="single" w:sz="4" w:space="0" w:color="000000"/>
+            </w:tcBorders>
+          </w:tcPr>
+          <w:p>
+            <w:pPr>
+              <w:widowControl w:val="0"/>
+              <w:autoSpaceDE w:val="0"/>
+              <w:snapToGrid w:val="0"/>
+              <w:spacing w:after="0" w:line="240" w:lineRule="auto"/>
+            </w:pPr>
+          </w:p>
+        </w:tc>
+      </w:tr>
+      <w:tr>
+        <w:trPr>
+          <w:trHeight w:val="287"/>
+        </w:trPr>
+        <w:tc>
+          <w:tcPr>
+            <w:tcW w:w="7380" w:type="dxa"/>
+            <w:tcBorders>
+              <w:top w:val="single" w:sz="4" w:space="0" w:color="000000"/>
+              <w:left w:val="single" w:sz="4" w:space="0" w:color="000000"/>
+              <w:bottom w:val="single" w:sz="4" w:space="0" w:color="000000"/>
+            </w:tcBorders>
+            <w:shd w:val="pct5" w:color="auto" w:fill="auto"/>
+          </w:tcPr>
+          <w:p>
+            <w:pPr>
+              <w:widowControl w:val="0"/>
+              <w:autoSpaceDE w:val="0"/>
+              <w:snapToGrid w:val="0"/>
+              <w:spacing w:after="0" w:line="240" w:lineRule="auto"/>
+            </w:pPr>
             <w:r>
-              <w:t>? (list what doesn’t)</w:t>
+              <w:t xml:space="preserve">Does the style conform to Python coding conventions? (list what doesn’t)</w:t>
+            </w:r>
+          </w:p>
+        </w:tc>
+        <w:tc>
+          <w:tcPr>
+            <w:tcW w:w="990" w:type="dxa"/>
+            <w:tcBorders>
+              <w:top w:val="single" w:sz="4" w:space="0" w:color="000000"/>
+              <w:left w:val="single" w:sz="4" w:space="0" w:color="000000"/>
+              <w:bottom w:val="single" w:sz="4" w:space="0" w:color="000000"/>
+              <w:right w:val="single" w:sz="4" w:space="0" w:color="000000"/>
+            </w:tcBorders>
+            <w:shd w:val="pct5" w:color="auto" w:fill="auto"/>
+          </w:tcPr>
+          <w:p>
+            <w:pPr>
+              <w:widowControl w:val="0"/>
+              <w:autoSpaceDE w:val="0"/>
+              <w:snapToGrid w:val="0"/>
+              <w:spacing w:after="0" w:line="240" w:lineRule="auto"/>
+            </w:pPr>
+          </w:p>
+        </w:tc>
+        <w:tc>
+          <w:tcPr>
+            <w:tcW w:w="1170" w:type="dxa"/>
+            <w:tcBorders>
+              <w:top w:val="single" w:sz="4" w:space="0" w:color="000000"/>
+              <w:left w:val="single" w:sz="4" w:space="0" w:color="000000"/>
+              <w:bottom w:val="single" w:sz="4" w:space="0" w:color="000000"/>
+              <w:right w:val="single" w:sz="4" w:space="0" w:color="000000"/>
+            </w:tcBorders>
+            <w:shd w:val="pct5" w:color="auto" w:fill="auto"/>
+          </w:tcPr>
+          <w:p>
+            <w:pPr>
+              <w:widowControl w:val="0"/>
+              <w:autoSpaceDE w:val="0"/>
+              <w:snapToGrid w:val="0"/>
+              <w:spacing w:after="0" w:line="240" w:lineRule="auto"/>
+            </w:pPr>
+          </w:p>
+        </w:tc>
+      </w:tr>
+      <w:tr>
+        <w:tc>
+          <w:tcPr>
+            <w:tcW w:w="9540" w:type="dxa"/>
+            <w:gridSpan w:val="3"/>
+            <w:tcBorders>
+              <w:top w:val="single" w:sz="4" w:space="0" w:color="000000"/>
+              <w:left w:val="single" w:sz="4" w:space="0" w:color="000000"/>
+              <w:bottom w:val="single" w:sz="4" w:space="0" w:color="000000"/>
+              <w:right w:val="single" w:sz="4" w:space="0" w:color="000000"/>
+            </w:tcBorders>
+          </w:tcPr>
+          <w:p>
+            <w:pPr>
+              <w:widowControl w:val="0"/>
+              <w:autoSpaceDE w:val="0"/>
+              <w:snapToGrid w:val="0"/>
+              <w:spacing w:after="0" w:line="240" w:lineRule="auto"/>
+            </w:pPr>
+          </w:p>
+        </w:tc>
+      </w:tr>
+      <w:tr>
+        <w:tc>
+          <w:tcPr>
+            <w:tcW w:w="9540" w:type="dxa"/>
+            <w:gridSpan w:val="3"/>
+            <w:tcBorders>
+              <w:top w:val="single" w:sz="4" w:space="0" w:color="000000"/>
+              <w:left w:val="single" w:sz="4" w:space="0" w:color="000000"/>
+              <w:bottom w:val="single" w:sz="4" w:space="0" w:color="000000"/>
+              <w:right w:val="single" w:sz="4" w:space="0" w:color="000000"/>
+            </w:tcBorders>
+          </w:tcPr>
+          <w:p>
+            <w:pPr>
+              <w:widowControl w:val="0"/>
+              <w:autoSpaceDE w:val="0"/>
+              <w:snapToGrid w:val="0"/>
+              <w:spacing w:after="0" w:line="240" w:lineRule="auto"/>
+            </w:pPr>
+          </w:p>
+        </w:tc>
+      </w:tr>
+      <w:tr>
+        <w:trPr>
+          <w:trHeight w:val="287"/>
+        </w:trPr>
+        <w:tc>
+          <w:tcPr>
+            <w:tcW w:w="7380" w:type="dxa"/>
+            <w:tcBorders>
+              <w:top w:val="single" w:sz="4" w:space="0" w:color="000000"/>
+              <w:left w:val="single" w:sz="4" w:space="0" w:color="000000"/>
+              <w:bottom w:val="single" w:sz="4" w:space="0" w:color="000000"/>
+            </w:tcBorders>
+            <w:shd w:val="pct5" w:color="auto" w:fill="auto"/>
+          </w:tcPr>
+          <w:p>
+            <w:pPr>
+              <w:widowControl w:val="0"/>
+              <w:autoSpaceDE w:val="0"/>
+              <w:snapToGrid w:val="0"/>
+              <w:spacing w:after="0" w:line="240" w:lineRule="auto"/>
+            </w:pPr>
+            <w:r>
+              <w:t xml:space="preserve">Do design and implementation conform to best practices? (list what doesn’t)</w:t>
             </w:r>
           </w:p>
         </w:tc>
@@ -1159,7 +1763,7 @@
       <w:t xml:space="preserve"> </w:t>
     </w:r>
     <w:r>
-      <w:t>2025</w:t>
+      <w:t>2026</w:t>
     </w:r>
   </w:p>
 </w:ftr>
@@ -1237,14 +1841,7 @@
         <w:b/>
         <w:sz w:val="44"/>
       </w:rPr>
-      <w:t xml:space="preserve">: </w:t>
-    </w:r>
-    <w:r>
-      <w:rPr>
-        <w:b/>
-        <w:sz w:val="44"/>
-      </w:rPr>
-      <w:t xml:space="preserve"> Text Classifier</w:t>
+      <w:t>: Text Classification</w:t>
     </w:r>
   </w:p>
   <w:p>
@@ -2669,9 +3266,29 @@
     <w:name w:val="Hyperlink"/>
     <w:basedOn w:val="DefaultParagraphFont"/>
     <w:uiPriority w:val="99"/>
-    <w:rsid w:val="008038CE"/>
+    <w:rsid w:val="007039A8"/>
     <w:rPr>
       <w:color w:val="0000FF" w:themeColor="hyperlink"/>
+      <w:u w:val="single"/>
+    </w:rPr>
+  </w:style>
+  <w:style w:type="character" w:styleId="UnresolvedMention">
+    <w:name w:val="Unresolved Mention"/>
+    <w:basedOn w:val="DefaultParagraphFont"/>
+    <w:uiPriority w:val="99"/>
+    <w:rsid w:val="007039A8"/>
+    <w:rPr>
+      <w:color w:val="605E5C"/>
+      <w:shd w:val="clear" w:color="auto" w:fill="E1DFDD"/>
+    </w:rPr>
+  </w:style>
+  <w:style w:type="character" w:styleId="FollowedHyperlink">
+    <w:name w:val="FollowedHyperlink"/>
+    <w:basedOn w:val="DefaultParagraphFont"/>
+    <w:uiPriority w:val="99"/>
+    <w:rsid w:val="00CA3808"/>
+    <w:rPr>
+      <w:color w:val="800080" w:themeColor="followedHyperlink"/>
       <w:u w:val="single"/>
     </w:rPr>
   </w:style>
